--- a/docs/5. Documentacion Modular/00_Matriz_Full_Documentacion_Modular.docx
+++ b/docs/5. Documentacion Modular/00_Matriz_Full_Documentacion_Modular.docx
@@ -13,7 +13,7 @@
           <w:color w:val="0B2545"/>
           <w:sz w:val="40"/>
         </w:rPr>
-        <w:t>Matriz Full de Documentacion Modular</w:t>
+        <w:t>Matriz Full de Documentación Modular</w:t>
       </w:r>
     </w:p>
     <w:p>
@@ -25,7 +25,7 @@
           <w:color w:val="5A5A5A"/>
           <w:sz w:val="22"/>
         </w:rPr>
-        <w:t>Control completo de documentos cliente, desarrollador, capturas y aprobacion.</w:t>
+        <w:t>Control completo de documentos cliente, desarrollador, capturas y aprobación.</w:t>
       </w:r>
     </w:p>
     <w:tbl>
@@ -89,7 +89,7 @@
                 <w:b w:val="0"/>
                 <w:sz w:val="18"/>
               </w:rPr>
-              <w:t>Modulo</w:t>
+              <w:t>Módulo</w:t>
             </w:r>
           </w:p>
         </w:tc>
@@ -105,7 +105,7 @@
                 <w:b w:val="0"/>
                 <w:sz w:val="18"/>
               </w:rPr>
-              <w:t>Documentacion</w:t>
+              <w:t>Documentación</w:t>
             </w:r>
           </w:p>
         </w:tc>
@@ -157,7 +157,7 @@
                 <w:b w:val="0"/>
                 <w:sz w:val="18"/>
               </w:rPr>
-              <w:t>Version</w:t>
+              <w:t>Versión</w:t>
             </w:r>
           </w:p>
         </w:tc>
@@ -241,7 +241,7 @@
                 <w:b w:val="0"/>
                 <w:sz w:val="18"/>
               </w:rPr>
-              <w:t>Version full generada en Word; lista para aprobacion del usuario.</w:t>
+              <w:t>Versión full generada en Word; lista para aprobación del usuario.</w:t>
             </w:r>
           </w:p>
         </w:tc>
@@ -259,7 +259,7 @@
                 <w:b w:val="0"/>
                 <w:sz w:val="18"/>
               </w:rPr>
-              <w:t>Aprobacion</w:t>
+              <w:t>Aprobación</w:t>
             </w:r>
           </w:p>
         </w:tc>
@@ -275,7 +275,7 @@
                 <w:b w:val="0"/>
                 <w:sz w:val="18"/>
               </w:rPr>
-              <w:t>Pendiente de revision/firma del usuario responsable.</w:t>
+              <w:t>Pendiente de revisión/firma del usuario responsable.</w:t>
             </w:r>
           </w:p>
         </w:tc>
@@ -344,7 +344,7 @@
                 <w:b/>
                 <w:sz w:val="18"/>
               </w:rPr>
-              <w:t>Modulo</w:t>
+              <w:t>Módulo</w:t>
             </w:r>
           </w:p>
         </w:tc>
@@ -545,7 +545,7 @@
                 <w:b w:val="0"/>
                 <w:sz w:val="18"/>
               </w:rPr>
-              <w:t>Configuracion del Sistema</w:t>
+              <w:t>Configuración del Sistema</w:t>
             </w:r>
           </w:p>
         </w:tc>
@@ -611,7 +611,7 @@
                 <w:b w:val="0"/>
                 <w:sz w:val="18"/>
               </w:rPr>
-              <w:t>Configuracion del Sistema</w:t>
+              <w:t>Configuración del Sistema</w:t>
             </w:r>
           </w:p>
         </w:tc>
@@ -809,7 +809,7 @@
                 <w:b w:val="0"/>
                 <w:sz w:val="18"/>
               </w:rPr>
-              <w:t>Auditoria y Bitacora</w:t>
+              <w:t>Auditoría y Bitacora</w:t>
             </w:r>
           </w:p>
         </w:tc>
@@ -875,7 +875,7 @@
                 <w:b w:val="0"/>
                 <w:sz w:val="18"/>
               </w:rPr>
-              <w:t>Auditoria y Bitacora</w:t>
+              <w:t>Auditoría y Bitacora</w:t>
             </w:r>
           </w:p>
         </w:tc>
@@ -1595,7 +1595,7 @@
         <w:pStyle w:val="Heading1"/>
       </w:pPr>
       <w:r>
-        <w:t>Reglas de aprobacion</w:t>
+        <w:t>Reglas de aprobación</w:t>
       </w:r>
     </w:p>
     <w:p>
@@ -1611,7 +1611,7 @@
         <w:pStyle w:val="ListBullet"/>
       </w:pPr>
       <w:r>
-        <w:t>No subir documentacion al repositorio remoto sin aprobacion.</w:t>
+        <w:t>No subir documentación al repositorio remoto sin aprobación.</w:t>
       </w:r>
     </w:p>
     <w:p>
@@ -1627,7 +1627,7 @@
         <w:pStyle w:val="ListBullet"/>
       </w:pPr>
       <w:r>
-        <w:t>Las capturas incluidas son actuales del build local con datos mock para documentacion visual.</w:t>
+        <w:t>Las capturas incluidas son actuales del build local con datos mock para documentación visual.</w:t>
       </w:r>
     </w:p>
     <w:sectPr>
@@ -1654,7 +1654,7 @@
         <w:color w:val="646464"/>
         <w:sz w:val="16"/>
       </w:rPr>
-      <w:t>Matriz Full de Documentacion Modular | Version 1.0 | 30/06/2026</w:t>
+      <w:t>Matriz Full de Documentación Modular | Versión 1.0 | 30/06/2026</w:t>
     </w:r>
   </w:p>
 </w:ftr>
@@ -1672,7 +1672,7 @@
         <w:color w:val="646464"/>
         <w:sz w:val="16"/>
       </w:rPr>
-      <w:t>SGRLA-IHSS | Documentacion modular</w:t>
+      <w:t>SGRLA-IHSS | Documentación modular</w:t>
     </w:r>
   </w:p>
 </w:hdr>
